--- a/chapters/vol10/09-Chương-9-Bất-cứ-điều-gì-cậu-mong-muốn.docx
+++ b/chapters/vol10/09-Chương-9-Bất-cứ-điều-gì-cậu-mong-muốn.docx
@@ -4,8 +4,7 @@
   <w:body>
     <w:p>
       <w:pPr>
-        <w:pStyle w:val="Heading2"/>
-        <w:spacing w:before="400" w:after="280"/>
+        <w:spacing w:before="360" w:after="280"/>
         <w:jc w:val="center"/>
       </w:pPr>
       <w:r>
@@ -20,47 +19,7 @@
     </w:p>
     <w:p>
       <w:pPr>
-        <w:spacing w:after="280" w:before="280"/>
-        <w:jc w:val="center"/>
-      </w:pPr>
-      <w:r>
-        <w:drawing>
-          <wp:inline xmlns:a="http://schemas.openxmlformats.org/drawingml/2006/main" xmlns:pic="http://schemas.openxmlformats.org/drawingml/2006/picture">
-            <wp:extent cx="5029200" cy="1915110"/>
-            <wp:docPr id="1" name="Picture 1"/>
-            <wp:cNvGraphicFramePr>
-              <a:graphicFrameLocks noChangeAspect="1"/>
-            </wp:cNvGraphicFramePr>
-            <a:graphic>
-              <a:graphicData uri="http://schemas.openxmlformats.org/drawingml/2006/picture">
-                <pic:pic>
-                  <pic:nvPicPr>
-                    <pic:cNvPr id="0" name="image_p171_1.jpeg"/>
-                    <pic:cNvPicPr/>
-                  </pic:nvPicPr>
-                  <pic:blipFill>
-                    <a:blip r:embed="rId9"/>
-                    <a:stretch>
-                      <a:fillRect/>
-                    </a:stretch>
-                  </pic:blipFill>
-                  <pic:spPr>
-                    <a:xfrm>
-                      <a:off x="0" y="0"/>
-                      <a:ext cx="5029200" cy="1915110"/>
-                    </a:xfrm>
-                    <a:prstGeom prst="rect"/>
-                  </pic:spPr>
-                </pic:pic>
-              </a:graphicData>
-            </a:graphic>
-          </wp:inline>
-        </w:drawing>
-      </w:r>
-    </w:p>
-    <w:p>
-      <w:pPr>
-        <w:spacing w:line="300" w:lineRule="auto" w:after="120"/>
+        <w:spacing w:before="0" w:after="120" w:line="276" w:lineRule="auto"/>
       </w:pPr>
       <w:r>
         <w:rPr>
@@ -73,7 +32,7 @@
     </w:p>
     <w:p>
       <w:pPr>
-        <w:spacing w:line="300" w:lineRule="auto" w:after="120"/>
+        <w:spacing w:before="0" w:after="120" w:line="276" w:lineRule="auto"/>
       </w:pPr>
       <w:r>
         <w:rPr>
@@ -86,7 +45,7 @@
     </w:p>
     <w:p>
       <w:pPr>
-        <w:spacing w:line="300" w:lineRule="auto" w:after="120"/>
+        <w:spacing w:before="0" w:after="120" w:line="276" w:lineRule="auto"/>
       </w:pPr>
       <w:r>
         <w:rPr>
@@ -99,7 +58,7 @@
     </w:p>
     <w:p>
       <w:pPr>
-        <w:spacing w:line="300" w:lineRule="auto" w:after="120"/>
+        <w:spacing w:before="0" w:after="120" w:line="276" w:lineRule="auto"/>
       </w:pPr>
       <w:r>
         <w:rPr>
@@ -112,7 +71,7 @@
     </w:p>
     <w:p>
       <w:pPr>
-        <w:spacing w:line="300" w:lineRule="auto" w:after="120"/>
+        <w:spacing w:before="0" w:after="120" w:line="276" w:lineRule="auto"/>
       </w:pPr>
       <w:r>
         <w:rPr>
@@ -125,7 +84,7 @@
     </w:p>
     <w:p>
       <w:pPr>
-        <w:spacing w:line="300" w:lineRule="auto" w:after="120"/>
+        <w:spacing w:before="0" w:after="120" w:line="276" w:lineRule="auto"/>
       </w:pPr>
       <w:r>
         <w:rPr>
@@ -138,7 +97,7 @@
     </w:p>
     <w:p>
       <w:pPr>
-        <w:spacing w:line="300" w:lineRule="auto" w:after="120"/>
+        <w:spacing w:before="0" w:after="120" w:line="276" w:lineRule="auto"/>
       </w:pPr>
       <w:r>
         <w:rPr>
@@ -151,7 +110,7 @@
     </w:p>
     <w:p>
       <w:pPr>
-        <w:spacing w:line="300" w:lineRule="auto" w:after="120"/>
+        <w:spacing w:before="0" w:after="120" w:line="276" w:lineRule="auto"/>
       </w:pPr>
       <w:r>
         <w:rPr>
@@ -164,7 +123,7 @@
     </w:p>
     <w:p>
       <w:pPr>
-        <w:spacing w:line="300" w:lineRule="auto" w:after="120"/>
+        <w:spacing w:before="0" w:after="120" w:line="276" w:lineRule="auto"/>
       </w:pPr>
       <w:r>
         <w:rPr>
@@ -177,7 +136,7 @@
     </w:p>
     <w:p>
       <w:pPr>
-        <w:spacing w:line="300" w:lineRule="auto" w:after="120"/>
+        <w:spacing w:before="0" w:after="120" w:line="276" w:lineRule="auto"/>
       </w:pPr>
       <w:r>
         <w:rPr>
@@ -190,7 +149,7 @@
     </w:p>
     <w:p>
       <w:pPr>
-        <w:spacing w:line="300" w:lineRule="auto" w:after="120"/>
+        <w:spacing w:before="0" w:after="120" w:line="276" w:lineRule="auto"/>
       </w:pPr>
       <w:r>
         <w:rPr>
@@ -203,7 +162,7 @@
     </w:p>
     <w:p>
       <w:pPr>
-        <w:spacing w:line="300" w:lineRule="auto" w:after="120"/>
+        <w:spacing w:before="0" w:after="120" w:line="276" w:lineRule="auto"/>
       </w:pPr>
       <w:r>
         <w:rPr>
@@ -216,7 +175,7 @@
     </w:p>
     <w:p>
       <w:pPr>
-        <w:spacing w:line="300" w:lineRule="auto" w:after="120"/>
+        <w:spacing w:before="0" w:after="120" w:line="276" w:lineRule="auto"/>
       </w:pPr>
       <w:r>
         <w:rPr>
@@ -229,7 +188,7 @@
     </w:p>
     <w:p>
       <w:pPr>
-        <w:spacing w:line="300" w:lineRule="auto" w:after="120"/>
+        <w:spacing w:before="0" w:after="120" w:line="276" w:lineRule="auto"/>
       </w:pPr>
       <w:r>
         <w:rPr>
@@ -242,7 +201,7 @@
     </w:p>
     <w:p>
       <w:pPr>
-        <w:spacing w:line="300" w:lineRule="auto" w:after="120"/>
+        <w:spacing w:before="0" w:after="120" w:line="276" w:lineRule="auto"/>
       </w:pPr>
       <w:r>
         <w:rPr>
@@ -255,7 +214,7 @@
     </w:p>
     <w:p>
       <w:pPr>
-        <w:spacing w:line="300" w:lineRule="auto" w:after="120"/>
+        <w:spacing w:before="0" w:after="120" w:line="276" w:lineRule="auto"/>
       </w:pPr>
       <w:r>
         <w:rPr>
@@ -268,7 +227,7 @@
     </w:p>
     <w:p>
       <w:pPr>
-        <w:spacing w:line="300" w:lineRule="auto" w:after="120"/>
+        <w:spacing w:before="0" w:after="120" w:line="276" w:lineRule="auto"/>
       </w:pPr>
       <w:r>
         <w:rPr>
@@ -281,7 +240,7 @@
     </w:p>
     <w:p>
       <w:pPr>
-        <w:spacing w:line="300" w:lineRule="auto" w:after="120"/>
+        <w:spacing w:before="0" w:after="120" w:line="276" w:lineRule="auto"/>
       </w:pPr>
       <w:r>
         <w:rPr>
@@ -294,7 +253,7 @@
     </w:p>
     <w:p>
       <w:pPr>
-        <w:spacing w:line="300" w:lineRule="auto" w:after="120"/>
+        <w:spacing w:before="0" w:after="120" w:line="276" w:lineRule="auto"/>
       </w:pPr>
       <w:r>
         <w:rPr>
@@ -307,7 +266,7 @@
     </w:p>
     <w:p>
       <w:pPr>
-        <w:spacing w:line="300" w:lineRule="auto" w:after="120"/>
+        <w:spacing w:before="0" w:after="120" w:line="276" w:lineRule="auto"/>
       </w:pPr>
       <w:r>
         <w:rPr>
@@ -315,12 +274,12 @@
           <w:color w:val="222222"/>
           <w:sz w:val="24"/>
         </w:rPr>
-        <w:t>“…Tớ biết là khi cậu bảo cậu 'hạnh phúc với bất cứ thứ gì,' cậu thực lòng có ý đó, và cậu sẽ hạnh phúc bất kể tớ làm món gì đi chăng nữa, nhưng một câu trả lời như thế chỉ khiến mọi chuyện trở nên khó khăn hơn cho tớ mà thôi ạ. Làm ơn hãy để ý đến điều đó một chút chứ,” Mahiru nói, giọng điệu dịu dàng nhưng đượm vẻ bất lực.</w:t>
+        <w:t>“…Tớ biết là khi cậu bảo cậu 'hạnh phúc với bất cứ thứ gì,' cậu thực lòng có ý đó, và cậu sẽ hạnh phúc bất kể tớ làm món gì đi chăng nữa, nhưng một câu trả lời như thế chỉ khiến mọi chuyện trở nên khó khăn hơn cho tớ mà thôi. Làm ơn hãy để ý đến điều đó một chút chứ,” Mahiru nói, giọng điệu dịu dàng nhưng đượm vẻ bất lực.</w:t>
       </w:r>
     </w:p>
     <w:p>
       <w:pPr>
-        <w:spacing w:line="300" w:lineRule="auto" w:after="120"/>
+        <w:spacing w:before="0" w:after="120" w:line="276" w:lineRule="auto"/>
       </w:pPr>
       <w:r>
         <w:rPr>
@@ -333,7 +292,7 @@
     </w:p>
     <w:p>
       <w:pPr>
-        <w:spacing w:line="300" w:lineRule="auto" w:after="120"/>
+        <w:spacing w:before="0" w:after="120" w:line="276" w:lineRule="auto"/>
       </w:pPr>
       <w:r>
         <w:rPr>
@@ -346,7 +305,7 @@
     </w:p>
     <w:p>
       <w:pPr>
-        <w:spacing w:line="300" w:lineRule="auto" w:after="120"/>
+        <w:spacing w:before="0" w:after="120" w:line="276" w:lineRule="auto"/>
       </w:pPr>
       <w:r>
         <w:rPr>
@@ -359,7 +318,7 @@
     </w:p>
     <w:p>
       <w:pPr>
-        <w:spacing w:line="300" w:lineRule="auto" w:after="120"/>
+        <w:spacing w:before="0" w:after="120" w:line="276" w:lineRule="auto"/>
       </w:pPr>
       <w:r>
         <w:rPr>
@@ -367,12 +326,12 @@
           <w:color w:val="222222"/>
           <w:sz w:val="24"/>
         </w:rPr>
-        <w:t>“Amane-kun này, cậu lúc nào cũng vị tha một cách kỳ quặc trong mấy chuyện này, và điều đó đôi khi có thể là một vấn đề khá lớn đấy ạ… thật tình mà. Nói nghiêm túc đấy, cậu không nên cứ buông câu 'sao cũng được' rồi để lại toàn bộ quyết định cho con gái nhà người ta như thế đâu nhé ạ?”</w:t>
+        <w:t>“Amane này, cậu lúc nào cũng vị tha một cách kỳ quặc trong mấy chuyện này, và điều đó đôi khi có thể là một vấn đề khá lớn đấy chứ… thật tình mà. Nói nghiêm túc đấy, cậu không nên cứ buông câu 'sao cũng được' rồi để lại toàn bộ quyết định cho con gái nhà người ta như thế đâu nhé ạ?”</w:t>
       </w:r>
     </w:p>
     <w:p>
       <w:pPr>
-        <w:spacing w:line="300" w:lineRule="auto" w:after="120"/>
+        <w:spacing w:before="0" w:after="120" w:line="276" w:lineRule="auto"/>
       </w:pPr>
       <w:r>
         <w:rPr>
@@ -385,7 +344,7 @@
     </w:p>
     <w:p>
       <w:pPr>
-        <w:spacing w:line="300" w:lineRule="auto" w:after="120"/>
+        <w:spacing w:before="0" w:after="120" w:line="276" w:lineRule="auto"/>
       </w:pPr>
       <w:r>
         <w:rPr>
@@ -398,7 +357,7 @@
     </w:p>
     <w:p>
       <w:pPr>
-        <w:spacing w:line="300" w:lineRule="auto" w:after="120"/>
+        <w:spacing w:before="0" w:after="120" w:line="276" w:lineRule="auto"/>
       </w:pPr>
       <w:r>
         <w:rPr>
@@ -411,7 +370,7 @@
     </w:p>
     <w:p>
       <w:pPr>
-        <w:spacing w:line="300" w:lineRule="auto" w:after="120"/>
+        <w:spacing w:before="0" w:after="120" w:line="276" w:lineRule="auto"/>
       </w:pPr>
       <w:r>
         <w:rPr>
@@ -424,7 +383,7 @@
     </w:p>
     <w:p>
       <w:pPr>
-        <w:spacing w:line="300" w:lineRule="auto" w:after="120"/>
+        <w:spacing w:before="0" w:after="120" w:line="276" w:lineRule="auto"/>
       </w:pPr>
       <w:r>
         <w:rPr>
@@ -432,12 +391,12 @@
           <w:color w:val="222222"/>
           <w:sz w:val="24"/>
         </w:rPr>
-        <w:t>“…Cậu có thực sự chắc chắn là không có yêu cầu nào không ạ?” Mahiru gặng hỏi.</w:t>
+        <w:t>“…Cậu có thực sự chắc chắn là không có yêu cầu nào không?” Mahiru gặng hỏi.</w:t>
       </w:r>
     </w:p>
     <w:p>
       <w:pPr>
-        <w:spacing w:line="300" w:lineRule="auto" w:after="120"/>
+        <w:spacing w:before="0" w:after="120" w:line="276" w:lineRule="auto"/>
       </w:pPr>
       <w:r>
         <w:rPr>
@@ -450,7 +409,7 @@
     </w:p>
     <w:p>
       <w:pPr>
-        <w:spacing w:line="300" w:lineRule="auto" w:after="120"/>
+        <w:spacing w:before="0" w:after="120" w:line="276" w:lineRule="auto"/>
       </w:pPr>
       <w:r>
         <w:rPr>
@@ -458,12 +417,12 @@
           <w:color w:val="222222"/>
           <w:sz w:val="24"/>
         </w:rPr>
-        <w:t>“Cậu biết nhiều hơn những gì cậu để lộ ra ngoài mà, đúng không ạ? Mỗi lần chúng mình đến tiệm bánh, cậu lúc nào cũng ngắm nghía rất kỹ các loại bánh kem và đồ nướng ngọt ngào còn gì.”</w:t>
+        <w:t>“Cậu biết nhiều hơn những gì cậu để lộ ra ngoài mà, đúng không? Mỗi lần chúng mình đến tiệm bánh, cậu lúc nào cũng ngắm nghía rất kỹ các loại bánh kem và đồ nướng ngọt ngào còn gì.”</w:t>
       </w:r>
     </w:p>
     <w:p>
       <w:pPr>
-        <w:spacing w:line="300" w:lineRule="auto" w:after="120"/>
+        <w:spacing w:before="0" w:after="120" w:line="276" w:lineRule="auto"/>
       </w:pPr>
       <w:r>
         <w:rPr>
@@ -476,7 +435,7 @@
     </w:p>
     <w:p>
       <w:pPr>
-        <w:spacing w:line="300" w:lineRule="auto" w:after="120"/>
+        <w:spacing w:before="0" w:after="120" w:line="276" w:lineRule="auto"/>
       </w:pPr>
       <w:r>
         <w:rPr>
@@ -489,7 +448,7 @@
     </w:p>
     <w:p>
       <w:pPr>
-        <w:spacing w:line="300" w:lineRule="auto" w:after="120"/>
+        <w:spacing w:before="0" w:after="120" w:line="276" w:lineRule="auto"/>
       </w:pPr>
       <w:r>
         <w:rPr>
@@ -502,7 +461,7 @@
     </w:p>
     <w:p>
       <w:pPr>
-        <w:spacing w:line="300" w:lineRule="auto" w:after="120"/>
+        <w:spacing w:before="0" w:after="120" w:line="276" w:lineRule="auto"/>
       </w:pPr>
       <w:r>
         <w:rPr>
@@ -515,7 +474,7 @@
     </w:p>
     <w:p>
       <w:pPr>
-        <w:spacing w:line="300" w:lineRule="auto" w:after="120"/>
+        <w:spacing w:before="0" w:after="120" w:line="276" w:lineRule="auto"/>
       </w:pPr>
       <w:r>
         <w:rPr>
@@ -523,12 +482,12 @@
           <w:color w:val="222222"/>
           <w:sz w:val="24"/>
         </w:rPr>
-        <w:t>“Làm ơn hãy nghĩ về sở thích của chính bản thân cậu nhiều hơn một chút đi ạ, Amane-kun. Trong trường hợp này, sở thích của tớ không nên đóng vai trò gì cả mới phải chứ.”</w:t>
+        <w:t>“Làm ơn hãy nghĩ về sở thích của chính bản thân cậu nhiều hơn một chút đi ạ, Amane. Trong trường hợp này, sở thích của tớ không nên đóng vai trò gì cả mới phải chứ.”</w:t>
       </w:r>
     </w:p>
     <w:p>
       <w:pPr>
-        <w:spacing w:line="300" w:lineRule="auto" w:after="120"/>
+        <w:spacing w:before="0" w:after="120" w:line="276" w:lineRule="auto"/>
       </w:pPr>
       <w:r>
         <w:rPr>
@@ -541,7 +500,7 @@
     </w:p>
     <w:p>
       <w:pPr>
-        <w:spacing w:line="300" w:lineRule="auto" w:after="120"/>
+        <w:spacing w:before="0" w:after="120" w:line="276" w:lineRule="auto"/>
       </w:pPr>
       <w:r>
         <w:rPr>
@@ -554,7 +513,7 @@
     </w:p>
     <w:p>
       <w:pPr>
-        <w:spacing w:line="300" w:lineRule="auto" w:after="120"/>
+        <w:spacing w:before="0" w:after="120" w:line="276" w:lineRule="auto"/>
       </w:pPr>
       <w:r>
         <w:rPr>
@@ -567,7 +526,7 @@
     </w:p>
     <w:p>
       <w:pPr>
-        <w:spacing w:line="300" w:lineRule="auto" w:after="120"/>
+        <w:spacing w:before="0" w:after="120" w:line="276" w:lineRule="auto"/>
       </w:pPr>
       <w:r>
         <w:rPr>
@@ -580,7 +539,7 @@
     </w:p>
     <w:p>
       <w:pPr>
-        <w:spacing w:line="300" w:lineRule="auto" w:after="120"/>
+        <w:spacing w:before="0" w:after="120" w:line="276" w:lineRule="auto"/>
       </w:pPr>
       <w:r>
         <w:rPr>
@@ -588,12 +547,12 @@
           <w:color w:val="222222"/>
           <w:sz w:val="24"/>
         </w:rPr>
-        <w:t>“…Vậy nên, cậu thực sự không có bất kỳ yêu cầu nào sao ạ? Nếu không, tớ luôn có thể đi hỏi xin công thức bí mật từ Chitose-san đấy nhé.”</w:t>
+        <w:t>“…Vậy nên, cậu thực sự không có bất kỳ yêu cầu nào sao? Nếu không, tớ luôn có thể đi hỏi xin công thức bí mật từ Chitose đấy nhé.”</w:t>
       </w:r>
     </w:p>
     <w:p>
       <w:pPr>
-        <w:spacing w:line="300" w:lineRule="auto" w:after="120"/>
+        <w:spacing w:before="0" w:after="120" w:line="276" w:lineRule="auto"/>
       </w:pPr>
       <w:r>
         <w:rPr>
@@ -606,7 +565,7 @@
     </w:p>
     <w:p>
       <w:pPr>
-        <w:spacing w:line="300" w:lineRule="auto" w:after="120"/>
+        <w:spacing w:before="0" w:after="120" w:line="276" w:lineRule="auto"/>
       </w:pPr>
       <w:r>
         <w:rPr>
@@ -619,7 +578,7 @@
     </w:p>
     <w:p>
       <w:pPr>
-        <w:spacing w:line="300" w:lineRule="auto" w:after="120"/>
+        <w:spacing w:before="0" w:after="120" w:line="276" w:lineRule="auto"/>
       </w:pPr>
       <w:r>
         <w:rPr>
@@ -632,7 +591,7 @@
     </w:p>
     <w:p>
       <w:pPr>
-        <w:spacing w:line="300" w:lineRule="auto" w:after="120"/>
+        <w:spacing w:before="0" w:after="120" w:line="276" w:lineRule="auto"/>
       </w:pPr>
       <w:r>
         <w:rPr>
@@ -645,7 +604,7 @@
     </w:p>
     <w:p>
       <w:pPr>
-        <w:spacing w:line="300" w:lineRule="auto" w:after="120"/>
+        <w:spacing w:before="0" w:after="120" w:line="276" w:lineRule="auto"/>
       </w:pPr>
       <w:r>
         <w:rPr>
@@ -658,7 +617,7 @@
     </w:p>
     <w:p>
       <w:pPr>
-        <w:spacing w:line="300" w:lineRule="auto" w:after="120"/>
+        <w:spacing w:before="0" w:after="120" w:line="276" w:lineRule="auto"/>
       </w:pPr>
       <w:r>
         <w:rPr>
@@ -666,12 +625,12 @@
           <w:color w:val="222222"/>
           <w:sz w:val="24"/>
         </w:rPr>
-        <w:t>“Đó là lý do tại sao tớ luôn nêm nếm gia vị ở mức độ nhẹ nhàng hơn mỗi khi nấu ăn cho cậu. Nhưng mà, cậu thấy đấy, nếu tớ mượn công thức của Chitose-san, thì điều đúng đắn duy nhất là phải tuân thủ nghiêm ngặt từng bước một theo đúng nguyên tác chứ ạ.”</w:t>
+        <w:t>“Đó là lý do tại sao tớ luôn nêm nếm gia vị ở mức độ nhẹ nhàng hơn mỗi khi nấu ăn cho cậu. Nhưng mà, cậu thấy đấy, nếu tớ mượn công thức của Chitose, thì điều đúng đắn duy nhất là phải tuân thủ nghiêm ngặt từng bước một theo đúng nguyên tác chứ nè.”</w:t>
       </w:r>
     </w:p>
     <w:p>
       <w:pPr>
-        <w:spacing w:line="300" w:lineRule="auto" w:after="120"/>
+        <w:spacing w:before="0" w:after="120" w:line="276" w:lineRule="auto"/>
       </w:pPr>
       <w:r>
         <w:rPr>
@@ -684,7 +643,7 @@
     </w:p>
     <w:p>
       <w:pPr>
-        <w:spacing w:line="300" w:lineRule="auto" w:after="120"/>
+        <w:spacing w:before="0" w:after="120" w:line="276" w:lineRule="auto"/>
       </w:pPr>
       <w:r>
         <w:rPr>
@@ -692,12 +651,12 @@
           <w:color w:val="222222"/>
           <w:sz w:val="24"/>
         </w:rPr>
-        <w:t>“Tớ thực sự không định làm vậy đâu, cậu biết mà đúng không ạ? Nhưng nếu cậu cứ liên tục bảo rằng cậu 'hạnh phúc với bất cứ thứ gì,' tớ sẽ không chắc chắn nên làm món gì… Ít nhất tớ muốn có một ý niệm sơ bộ, chẳng hạn như một chủ đề hay một nhóm nguyên liệu nào đó.”</w:t>
+        <w:t>“Tớ thực sự không định làm vậy đâu, cậu biết mà đúng không? Nhưng nếu cậu cứ liên tục bảo rằng cậu 'hạnh phúc với bất cứ thứ gì,' tớ sẽ không chắc chắn nên làm món gì… Ít nhất tớ muốn có một ý niệm sơ bộ, chẳng hạn như một chủ đề hay một nhóm nguyên liệu nào đó.”</w:t>
       </w:r>
     </w:p>
     <w:p>
       <w:pPr>
-        <w:spacing w:line="300" w:lineRule="auto" w:after="120"/>
+        <w:spacing w:before="0" w:after="120" w:line="276" w:lineRule="auto"/>
       </w:pPr>
       <w:r>
         <w:rPr>
@@ -710,7 +669,7 @@
     </w:p>
     <w:p>
       <w:pPr>
-        <w:spacing w:line="300" w:lineRule="auto" w:after="120"/>
+        <w:spacing w:before="0" w:after="120" w:line="276" w:lineRule="auto"/>
       </w:pPr>
       <w:r>
         <w:rPr>
@@ -723,7 +682,7 @@
     </w:p>
     <w:p>
       <w:pPr>
-        <w:spacing w:line="300" w:lineRule="auto" w:after="120"/>
+        <w:spacing w:before="0" w:after="120" w:line="276" w:lineRule="auto"/>
       </w:pPr>
       <w:r>
         <w:rPr>
@@ -736,7 +695,7 @@
     </w:p>
     <w:p>
       <w:pPr>
-        <w:spacing w:line="300" w:lineRule="auto" w:after="120"/>
+        <w:spacing w:before="0" w:after="120" w:line="276" w:lineRule="auto"/>
       </w:pPr>
       <w:r>
         <w:rPr>
@@ -749,7 +708,7 @@
     </w:p>
     <w:p>
       <w:pPr>
-        <w:spacing w:line="300" w:lineRule="auto" w:after="120"/>
+        <w:spacing w:before="0" w:after="120" w:line="276" w:lineRule="auto"/>
       </w:pPr>
       <w:r>
         <w:rPr>
@@ -762,7 +721,7 @@
     </w:p>
     <w:p>
       <w:pPr>
-        <w:spacing w:line="300" w:lineRule="auto" w:after="120"/>
+        <w:spacing w:before="0" w:after="120" w:line="276" w:lineRule="auto"/>
       </w:pPr>
       <w:r>
         <w:rPr>
@@ -775,7 +734,7 @@
     </w:p>
     <w:p>
       <w:pPr>
-        <w:spacing w:line="300" w:lineRule="auto" w:after="120"/>
+        <w:spacing w:before="0" w:after="120" w:line="276" w:lineRule="auto"/>
       </w:pPr>
       <w:r>
         <w:rPr>
@@ -788,7 +747,7 @@
     </w:p>
     <w:p>
       <w:pPr>
-        <w:spacing w:line="300" w:lineRule="auto" w:after="120"/>
+        <w:spacing w:before="0" w:after="120" w:line="276" w:lineRule="auto"/>
       </w:pPr>
       <w:r>
         <w:rPr>
@@ -801,7 +760,7 @@
     </w:p>
     <w:p>
       <w:pPr>
-        <w:spacing w:line="300" w:lineRule="auto" w:after="120"/>
+        <w:spacing w:before="0" w:after="120" w:line="276" w:lineRule="auto"/>
       </w:pPr>
       <w:r>
         <w:rPr>
@@ -809,12 +768,12 @@
           <w:color w:val="222222"/>
           <w:sz w:val="24"/>
         </w:rPr>
-        <w:t>“Tớ sẵn sàng làm bất cứ thứ gì mà Amane-kun sẽ thích thú thưởng thức mà.”</w:t>
+        <w:t>“Tớ sẵn sàng làm bất cứ thứ gì mà Amane sẽ thích thú thưởng thức mà.”</w:t>
       </w:r>
     </w:p>
     <w:p>
       <w:pPr>
-        <w:spacing w:line="300" w:lineRule="auto" w:after="120"/>
+        <w:spacing w:before="0" w:after="120" w:line="276" w:lineRule="auto"/>
       </w:pPr>
       <w:r>
         <w:rPr>
@@ -827,7 +786,7 @@
     </w:p>
     <w:p>
       <w:pPr>
-        <w:spacing w:line="300" w:lineRule="auto" w:after="120"/>
+        <w:spacing w:before="0" w:after="120" w:line="276" w:lineRule="auto"/>
       </w:pPr>
       <w:r>
         <w:rPr>
@@ -840,7 +799,7 @@
     </w:p>
     <w:p>
       <w:pPr>
-        <w:spacing w:line="300" w:lineRule="auto" w:after="120"/>
+        <w:spacing w:before="0" w:after="120" w:line="276" w:lineRule="auto"/>
       </w:pPr>
       <w:r>
         <w:rPr>
@@ -853,7 +812,7 @@
     </w:p>
     <w:p>
       <w:pPr>
-        <w:spacing w:line="300" w:lineRule="auto" w:after="120"/>
+        <w:spacing w:before="0" w:after="120" w:line="276" w:lineRule="auto"/>
       </w:pPr>
       <w:r>
         <w:rPr>
@@ -866,7 +825,7 @@
     </w:p>
     <w:p>
       <w:pPr>
-        <w:spacing w:line="300" w:lineRule="auto" w:after="120"/>
+        <w:spacing w:before="0" w:after="120" w:line="276" w:lineRule="auto"/>
       </w:pPr>
       <w:r>
         <w:rPr>
@@ -879,7 +838,7 @@
     </w:p>
     <w:p>
       <w:pPr>
-        <w:spacing w:line="300" w:lineRule="auto" w:after="120"/>
+        <w:spacing w:before="0" w:after="120" w:line="276" w:lineRule="auto"/>
       </w:pPr>
       <w:r>
         <w:rPr>
@@ -887,12 +846,12 @@
           <w:color w:val="222222"/>
           <w:sz w:val="24"/>
         </w:rPr>
-        <w:t>Nhờ vào sự chỉ dẫn đầy yêu thương của cô Koyuki, Mahiru vốn đã sở hữu cả một kho tàng các món ăn ấn tượng trong tay. Thế nhưng, với khả năng học hỏi vô hạn và động lực không ngừng vươn lên để hoàn thiện bản thân, cô vẫn luôn tìm ra cách để thuần thục các công thức nấu ăn mới. Với tư cách là người thụ hưởng tài năng ẩm thực của cô, Amane vừa cảm thấy vô cùng biết ơn vừa có chút xíu lo lắng.</w:t>
+        <w:t>Nhờ vào sự chỉ dẫn đầy yêu thương của bác Koyuki, Mahiru vốn đã sở hữu cả một kho tàng các món ăn ấn tượng trong tay. Thế nhưng, với khả năng học hỏi vô hạn và động lực không ngừng vươn lên để hoàn thiện bản thân, cô vẫn luôn tìm ra cách để thuần thục các công thức nấu ăn mới. Với tư cách là người thụ hưởng tài năng ẩm thực của cô, Amane vừa cảm thấy vô cùng biết ơn vừa có chút xíu lo lắng.</w:t>
       </w:r>
     </w:p>
     <w:p>
       <w:pPr>
-        <w:spacing w:line="300" w:lineRule="auto" w:after="120"/>
+        <w:spacing w:before="0" w:after="120" w:line="276" w:lineRule="auto"/>
       </w:pPr>
       <w:r>
         <w:rPr>
@@ -905,7 +864,7 @@
     </w:p>
     <w:p>
       <w:pPr>
-        <w:spacing w:line="300" w:lineRule="auto" w:after="120"/>
+        <w:spacing w:before="0" w:after="120" w:line="276" w:lineRule="auto"/>
       </w:pPr>
       <w:r>
         <w:rPr>
@@ -918,7 +877,7 @@
     </w:p>
     <w:p>
       <w:pPr>
-        <w:spacing w:line="300" w:lineRule="auto" w:after="120"/>
+        <w:spacing w:before="0" w:after="120" w:line="276" w:lineRule="auto"/>
       </w:pPr>
       <w:r>
         <w:rPr>
@@ -931,7 +890,7 @@
     </w:p>
     <w:p>
       <w:pPr>
-        <w:spacing w:line="300" w:lineRule="auto" w:after="120"/>
+        <w:spacing w:before="0" w:after="120" w:line="276" w:lineRule="auto"/>
       </w:pPr>
       <w:r>
         <w:rPr>
@@ -944,7 +903,7 @@
     </w:p>
     <w:p>
       <w:pPr>
-        <w:spacing w:line="300" w:lineRule="auto" w:after="120"/>
+        <w:spacing w:before="0" w:after="120" w:line="276" w:lineRule="auto"/>
       </w:pPr>
       <w:r>
         <w:rPr>
@@ -957,7 +916,7 @@
     </w:p>
     <w:p>
       <w:pPr>
-        <w:spacing w:line="300" w:lineRule="auto" w:after="120"/>
+        <w:spacing w:before="0" w:after="120" w:line="276" w:lineRule="auto"/>
       </w:pPr>
       <w:r>
         <w:rPr>
@@ -970,7 +929,7 @@
     </w:p>
     <w:p>
       <w:pPr>
-        <w:spacing w:line="300" w:lineRule="auto" w:after="120"/>
+        <w:spacing w:before="0" w:after="120" w:line="276" w:lineRule="auto"/>
       </w:pPr>
       <w:r>
         <w:rPr>
@@ -983,14 +942,14 @@
     </w:p>
     <w:p>
       <w:pPr>
-        <w:spacing w:before="320" w:after="320"/>
+        <w:spacing w:before="280" w:after="280"/>
         <w:jc w:val="center"/>
       </w:pPr>
       <w:r>
         <w:rPr>
           <w:rFonts w:ascii="Montserrat" w:hAnsi="Montserrat"/>
           <w:b w:val="0"/>
-          <w:color w:val="222222"/>
+          <w:color w:val="333333"/>
           <w:sz w:val="26"/>
         </w:rPr>
         <w:t>✧ ₊ ✦ ₊ ✧</w:t>
@@ -998,7 +957,7 @@
     </w:p>
     <w:p>
       <w:pPr>
-        <w:spacing w:line="300" w:lineRule="auto" w:after="120"/>
+        <w:spacing w:before="0" w:after="120" w:line="276" w:lineRule="auto"/>
       </w:pPr>
       <w:r>
         <w:rPr>
@@ -1011,7 +970,7 @@
     </w:p>
     <w:p>
       <w:pPr>
-        <w:spacing w:line="300" w:lineRule="auto" w:after="120"/>
+        <w:spacing w:before="0" w:after="120" w:line="276" w:lineRule="auto"/>
       </w:pPr>
       <w:r>
         <w:rPr>
@@ -1024,7 +983,7 @@
     </w:p>
     <w:p>
       <w:pPr>
-        <w:spacing w:line="300" w:lineRule="auto" w:after="120"/>
+        <w:spacing w:before="0" w:after="120" w:line="276" w:lineRule="auto"/>
       </w:pPr>
       <w:r>
         <w:rPr>
@@ -1037,7 +996,7 @@
     </w:p>
     <w:p>
       <w:pPr>
-        <w:spacing w:line="300" w:lineRule="auto" w:after="120"/>
+        <w:spacing w:before="0" w:after="120" w:line="276" w:lineRule="auto"/>
       </w:pPr>
       <w:r>
         <w:rPr>
@@ -1050,7 +1009,7 @@
     </w:p>
     <w:p>
       <w:pPr>
-        <w:spacing w:line="300" w:lineRule="auto" w:after="120"/>
+        <w:spacing w:before="0" w:after="120" w:line="276" w:lineRule="auto"/>
       </w:pPr>
       <w:r>
         <w:rPr>
@@ -1063,7 +1022,7 @@
     </w:p>
     <w:p>
       <w:pPr>
-        <w:spacing w:line="300" w:lineRule="auto" w:after="120"/>
+        <w:spacing w:before="0" w:after="120" w:line="276" w:lineRule="auto"/>
       </w:pPr>
       <w:r>
         <w:rPr>
@@ -1076,7 +1035,7 @@
     </w:p>
     <w:p>
       <w:pPr>
-        <w:spacing w:line="300" w:lineRule="auto" w:after="120"/>
+        <w:spacing w:before="0" w:after="120" w:line="276" w:lineRule="auto"/>
       </w:pPr>
       <w:r>
         <w:rPr>
@@ -1089,7 +1048,7 @@
     </w:p>
     <w:p>
       <w:pPr>
-        <w:spacing w:line="300" w:lineRule="auto" w:after="120"/>
+        <w:spacing w:before="0" w:after="120" w:line="276" w:lineRule="auto"/>
       </w:pPr>
       <w:r>
         <w:rPr>
@@ -1102,7 +1061,7 @@
     </w:p>
     <w:p>
       <w:pPr>
-        <w:spacing w:line="300" w:lineRule="auto" w:after="120"/>
+        <w:spacing w:before="0" w:after="120" w:line="276" w:lineRule="auto"/>
       </w:pPr>
       <w:r>
         <w:rPr>
@@ -1115,7 +1074,7 @@
     </w:p>
     <w:p>
       <w:pPr>
-        <w:spacing w:line="300" w:lineRule="auto" w:after="120"/>
+        <w:spacing w:before="0" w:after="120" w:line="276" w:lineRule="auto"/>
       </w:pPr>
       <w:r>
         <w:rPr>
@@ -1128,7 +1087,7 @@
     </w:p>
     <w:p>
       <w:pPr>
-        <w:spacing w:line="300" w:lineRule="auto" w:after="120"/>
+        <w:spacing w:before="0" w:after="120" w:line="276" w:lineRule="auto"/>
       </w:pPr>
       <w:r>
         <w:rPr>
@@ -1141,7 +1100,7 @@
     </w:p>
     <w:p>
       <w:pPr>
-        <w:spacing w:line="300" w:lineRule="auto" w:after="120"/>
+        <w:spacing w:before="0" w:after="120" w:line="276" w:lineRule="auto"/>
       </w:pPr>
       <w:r>
         <w:rPr>
@@ -1154,7 +1113,7 @@
     </w:p>
     <w:p>
       <w:pPr>
-        <w:spacing w:line="300" w:lineRule="auto" w:after="120"/>
+        <w:spacing w:before="0" w:after="120" w:line="276" w:lineRule="auto"/>
       </w:pPr>
       <w:r>
         <w:rPr>
@@ -1167,7 +1126,7 @@
     </w:p>
     <w:p>
       <w:pPr>
-        <w:spacing w:line="300" w:lineRule="auto" w:after="120"/>
+        <w:spacing w:before="0" w:after="120" w:line="276" w:lineRule="auto"/>
       </w:pPr>
       <w:r>
         <w:rPr>
@@ -1180,7 +1139,7 @@
     </w:p>
     <w:p>
       <w:pPr>
-        <w:spacing w:line="300" w:lineRule="auto" w:after="120"/>
+        <w:spacing w:before="0" w:after="120" w:line="276" w:lineRule="auto"/>
       </w:pPr>
       <w:r>
         <w:rPr>
@@ -1193,7 +1152,7 @@
     </w:p>
     <w:p>
       <w:pPr>
-        <w:spacing w:line="300" w:lineRule="auto" w:after="120"/>
+        <w:spacing w:before="0" w:after="120" w:line="276" w:lineRule="auto"/>
       </w:pPr>
       <w:r>
         <w:rPr>
@@ -1206,7 +1165,7 @@
     </w:p>
     <w:p>
       <w:pPr>
-        <w:spacing w:line="300" w:lineRule="auto" w:after="120"/>
+        <w:spacing w:before="0" w:after="120" w:line="276" w:lineRule="auto"/>
       </w:pPr>
       <w:r>
         <w:rPr>
@@ -1219,7 +1178,7 @@
     </w:p>
     <w:p>
       <w:pPr>
-        <w:spacing w:line="300" w:lineRule="auto" w:after="120"/>
+        <w:spacing w:before="0" w:after="120" w:line="276" w:lineRule="auto"/>
       </w:pPr>
       <w:r>
         <w:rPr>
@@ -1232,7 +1191,7 @@
     </w:p>
     <w:p>
       <w:pPr>
-        <w:spacing w:line="300" w:lineRule="auto" w:after="120"/>
+        <w:spacing w:before="0" w:after="120" w:line="276" w:lineRule="auto"/>
       </w:pPr>
       <w:r>
         <w:rPr>
@@ -1245,7 +1204,7 @@
     </w:p>
     <w:p>
       <w:pPr>
-        <w:spacing w:line="300" w:lineRule="auto" w:after="120"/>
+        <w:spacing w:before="0" w:after="120" w:line="276" w:lineRule="auto"/>
       </w:pPr>
       <w:r>
         <w:rPr>
@@ -1258,7 +1217,7 @@
     </w:p>
     <w:p>
       <w:pPr>
-        <w:spacing w:line="300" w:lineRule="auto" w:after="120"/>
+        <w:spacing w:before="0" w:after="120" w:line="276" w:lineRule="auto"/>
       </w:pPr>
       <w:r>
         <w:rPr>
@@ -1271,7 +1230,7 @@
     </w:p>
     <w:p>
       <w:pPr>
-        <w:spacing w:line="300" w:lineRule="auto" w:after="120"/>
+        <w:spacing w:before="0" w:after="120" w:line="276" w:lineRule="auto"/>
       </w:pPr>
       <w:r>
         <w:rPr>
@@ -1284,7 +1243,7 @@
     </w:p>
     <w:p>
       <w:pPr>
-        <w:spacing w:line="300" w:lineRule="auto" w:after="120"/>
+        <w:spacing w:before="0" w:after="120" w:line="276" w:lineRule="auto"/>
       </w:pPr>
       <w:r>
         <w:rPr>
@@ -1297,7 +1256,7 @@
     </w:p>
     <w:p>
       <w:pPr>
-        <w:spacing w:line="300" w:lineRule="auto" w:after="120"/>
+        <w:spacing w:before="0" w:after="120" w:line="276" w:lineRule="auto"/>
       </w:pPr>
       <w:r>
         <w:rPr>
@@ -1310,7 +1269,7 @@
     </w:p>
     <w:p>
       <w:pPr>
-        <w:spacing w:line="300" w:lineRule="auto" w:after="120"/>
+        <w:spacing w:before="0" w:after="120" w:line="276" w:lineRule="auto"/>
       </w:pPr>
       <w:r>
         <w:rPr>
@@ -1323,7 +1282,7 @@
     </w:p>
     <w:p>
       <w:pPr>
-        <w:spacing w:line="300" w:lineRule="auto" w:after="120"/>
+        <w:spacing w:before="0" w:after="120" w:line="276" w:lineRule="auto"/>
       </w:pPr>
       <w:r>
         <w:rPr>
@@ -1336,7 +1295,7 @@
     </w:p>
     <w:p>
       <w:pPr>
-        <w:spacing w:line="300" w:lineRule="auto" w:after="120"/>
+        <w:spacing w:before="0" w:after="120" w:line="276" w:lineRule="auto"/>
       </w:pPr>
       <w:r>
         <w:rPr>
@@ -1349,7 +1308,7 @@
     </w:p>
     <w:p>
       <w:pPr>
-        <w:spacing w:line="300" w:lineRule="auto" w:after="120"/>
+        <w:spacing w:before="0" w:after="120" w:line="276" w:lineRule="auto"/>
       </w:pPr>
       <w:r>
         <w:rPr>
@@ -1362,7 +1321,7 @@
     </w:p>
     <w:p>
       <w:pPr>
-        <w:spacing w:line="300" w:lineRule="auto" w:after="120"/>
+        <w:spacing w:before="0" w:after="120" w:line="276" w:lineRule="auto"/>
       </w:pPr>
       <w:r>
         <w:rPr>
@@ -1375,7 +1334,7 @@
     </w:p>
     <w:p>
       <w:pPr>
-        <w:spacing w:line="300" w:lineRule="auto" w:after="120"/>
+        <w:spacing w:before="0" w:after="120" w:line="276" w:lineRule="auto"/>
       </w:pPr>
       <w:r>
         <w:rPr>
@@ -1388,7 +1347,7 @@
     </w:p>
     <w:p>
       <w:pPr>
-        <w:spacing w:line="300" w:lineRule="auto" w:after="120"/>
+        <w:spacing w:before="0" w:after="120" w:line="276" w:lineRule="auto"/>
       </w:pPr>
       <w:r>
         <w:rPr>
@@ -1401,7 +1360,7 @@
     </w:p>
     <w:p>
       <w:pPr>
-        <w:spacing w:line="300" w:lineRule="auto" w:after="120"/>
+        <w:spacing w:before="0" w:after="120" w:line="276" w:lineRule="auto"/>
       </w:pPr>
       <w:r>
         <w:rPr>
@@ -1414,7 +1373,7 @@
     </w:p>
     <w:p>
       <w:pPr>
-        <w:spacing w:line="300" w:lineRule="auto" w:after="120"/>
+        <w:spacing w:before="0" w:after="120" w:line="276" w:lineRule="auto"/>
       </w:pPr>
       <w:r>
         <w:rPr>
@@ -1427,7 +1386,7 @@
     </w:p>
     <w:p>
       <w:pPr>
-        <w:spacing w:line="300" w:lineRule="auto" w:after="120"/>
+        <w:spacing w:before="0" w:after="120" w:line="276" w:lineRule="auto"/>
       </w:pPr>
       <w:r>
         <w:rPr>
@@ -1440,7 +1399,7 @@
     </w:p>
     <w:p>
       <w:pPr>
-        <w:spacing w:line="300" w:lineRule="auto" w:after="120"/>
+        <w:spacing w:before="0" w:after="120" w:line="276" w:lineRule="auto"/>
       </w:pPr>
       <w:r>
         <w:rPr>
@@ -1453,7 +1412,7 @@
     </w:p>
     <w:p>
       <w:pPr>
-        <w:spacing w:line="300" w:lineRule="auto" w:after="120"/>
+        <w:spacing w:before="0" w:after="120" w:line="276" w:lineRule="auto"/>
       </w:pPr>
       <w:r>
         <w:rPr>
@@ -1466,7 +1425,7 @@
     </w:p>
     <w:p>
       <w:pPr>
-        <w:spacing w:line="300" w:lineRule="auto" w:after="120"/>
+        <w:spacing w:before="0" w:after="120" w:line="276" w:lineRule="auto"/>
       </w:pPr>
       <w:r>
         <w:rPr>
@@ -1479,7 +1438,7 @@
     </w:p>
     <w:p>
       <w:pPr>
-        <w:spacing w:line="300" w:lineRule="auto" w:after="120"/>
+        <w:spacing w:before="0" w:after="120" w:line="276" w:lineRule="auto"/>
       </w:pPr>
       <w:r>
         <w:rPr>
@@ -1492,7 +1451,7 @@
     </w:p>
     <w:p>
       <w:pPr>
-        <w:spacing w:line="300" w:lineRule="auto" w:after="120"/>
+        <w:spacing w:before="0" w:after="120" w:line="276" w:lineRule="auto"/>
       </w:pPr>
       <w:r>
         <w:rPr>
@@ -1505,7 +1464,7 @@
     </w:p>
     <w:p>
       <w:pPr>
-        <w:spacing w:line="300" w:lineRule="auto" w:after="120"/>
+        <w:spacing w:before="0" w:after="120" w:line="276" w:lineRule="auto"/>
       </w:pPr>
       <w:r>
         <w:rPr>
@@ -1518,7 +1477,7 @@
     </w:p>
     <w:p>
       <w:pPr>
-        <w:spacing w:line="300" w:lineRule="auto" w:after="120"/>
+        <w:spacing w:before="0" w:after="120" w:line="276" w:lineRule="auto"/>
       </w:pPr>
       <w:r>
         <w:rPr>
@@ -1531,7 +1490,7 @@
     </w:p>
     <w:p>
       <w:pPr>
-        <w:spacing w:line="300" w:lineRule="auto" w:after="120"/>
+        <w:spacing w:before="0" w:after="120" w:line="276" w:lineRule="auto"/>
       </w:pPr>
       <w:r>
         <w:rPr>
@@ -1544,7 +1503,7 @@
     </w:p>
     <w:p>
       <w:pPr>
-        <w:spacing w:line="300" w:lineRule="auto" w:after="120"/>
+        <w:spacing w:before="0" w:after="120" w:line="276" w:lineRule="auto"/>
       </w:pPr>
       <w:r>
         <w:rPr>
@@ -1557,7 +1516,7 @@
     </w:p>
     <w:p>
       <w:pPr>
-        <w:spacing w:line="300" w:lineRule="auto" w:after="120"/>
+        <w:spacing w:before="0" w:after="120" w:line="276" w:lineRule="auto"/>
       </w:pPr>
       <w:r>
         <w:rPr>
@@ -1570,7 +1529,7 @@
     </w:p>
     <w:p>
       <w:pPr>
-        <w:spacing w:line="300" w:lineRule="auto" w:after="120"/>
+        <w:spacing w:before="0" w:after="120" w:line="276" w:lineRule="auto"/>
       </w:pPr>
       <w:r>
         <w:rPr>
@@ -1583,7 +1542,7 @@
     </w:p>
     <w:p>
       <w:pPr>
-        <w:spacing w:line="300" w:lineRule="auto" w:after="120"/>
+        <w:spacing w:before="0" w:after="120" w:line="276" w:lineRule="auto"/>
       </w:pPr>
       <w:r>
         <w:rPr>
@@ -1596,7 +1555,7 @@
     </w:p>
     <w:p>
       <w:pPr>
-        <w:spacing w:line="300" w:lineRule="auto" w:after="120"/>
+        <w:spacing w:before="0" w:after="120" w:line="276" w:lineRule="auto"/>
       </w:pPr>
       <w:r>
         <w:rPr>
@@ -1609,7 +1568,7 @@
     </w:p>
     <w:p>
       <w:pPr>
-        <w:spacing w:line="300" w:lineRule="auto" w:after="120"/>
+        <w:spacing w:before="0" w:after="120" w:line="276" w:lineRule="auto"/>
       </w:pPr>
       <w:r>
         <w:rPr>
@@ -1622,7 +1581,7 @@
     </w:p>
     <w:p>
       <w:pPr>
-        <w:spacing w:line="300" w:lineRule="auto" w:after="120"/>
+        <w:spacing w:before="0" w:after="120" w:line="276" w:lineRule="auto"/>
       </w:pPr>
       <w:r>
         <w:rPr>
@@ -1635,7 +1594,7 @@
     </w:p>
     <w:p>
       <w:pPr>
-        <w:spacing w:line="300" w:lineRule="auto" w:after="120"/>
+        <w:spacing w:before="0" w:after="120" w:line="276" w:lineRule="auto"/>
       </w:pPr>
       <w:r>
         <w:rPr>
@@ -1648,7 +1607,7 @@
     </w:p>
     <w:p>
       <w:pPr>
-        <w:spacing w:line="300" w:lineRule="auto" w:after="120"/>
+        <w:spacing w:before="0" w:after="120" w:line="276" w:lineRule="auto"/>
       </w:pPr>
       <w:r>
         <w:rPr>
@@ -1661,7 +1620,7 @@
     </w:p>
     <w:p>
       <w:pPr>
-        <w:spacing w:line="300" w:lineRule="auto" w:after="120"/>
+        <w:spacing w:before="0" w:after="120" w:line="276" w:lineRule="auto"/>
       </w:pPr>
       <w:r>
         <w:rPr>
@@ -1674,7 +1633,7 @@
     </w:p>
     <w:p>
       <w:pPr>
-        <w:spacing w:line="300" w:lineRule="auto" w:after="120"/>
+        <w:spacing w:before="0" w:after="120" w:line="276" w:lineRule="auto"/>
       </w:pPr>
       <w:r>
         <w:rPr>
@@ -1687,7 +1646,7 @@
     </w:p>
     <w:p>
       <w:pPr>
-        <w:spacing w:line="300" w:lineRule="auto" w:after="120"/>
+        <w:spacing w:before="0" w:after="120" w:line="276" w:lineRule="auto"/>
       </w:pPr>
       <w:r>
         <w:rPr>
@@ -1700,7 +1659,7 @@
     </w:p>
     <w:p>
       <w:pPr>
-        <w:spacing w:line="300" w:lineRule="auto" w:after="120"/>
+        <w:spacing w:before="0" w:after="120" w:line="276" w:lineRule="auto"/>
       </w:pPr>
       <w:r>
         <w:rPr>
@@ -1713,7 +1672,7 @@
     </w:p>
     <w:p>
       <w:pPr>
-        <w:spacing w:line="300" w:lineRule="auto" w:after="120"/>
+        <w:spacing w:before="0" w:after="120" w:line="276" w:lineRule="auto"/>
       </w:pPr>
       <w:r>
         <w:rPr>
@@ -1726,7 +1685,7 @@
     </w:p>
     <w:p>
       <w:pPr>
-        <w:spacing w:line="300" w:lineRule="auto" w:after="120"/>
+        <w:spacing w:before="0" w:after="120" w:line="276" w:lineRule="auto"/>
       </w:pPr>
       <w:r>
         <w:rPr>
@@ -1739,7 +1698,7 @@
     </w:p>
     <w:p>
       <w:pPr>
-        <w:spacing w:line="300" w:lineRule="auto" w:after="120"/>
+        <w:spacing w:before="0" w:after="120" w:line="276" w:lineRule="auto"/>
       </w:pPr>
       <w:r>
         <w:rPr>
@@ -1752,7 +1711,7 @@
     </w:p>
     <w:p>
       <w:pPr>
-        <w:spacing w:line="300" w:lineRule="auto" w:after="120"/>
+        <w:spacing w:before="0" w:after="120" w:line="276" w:lineRule="auto"/>
       </w:pPr>
       <w:r>
         <w:rPr>
@@ -1765,7 +1724,7 @@
     </w:p>
     <w:p>
       <w:pPr>
-        <w:spacing w:line="300" w:lineRule="auto" w:after="120"/>
+        <w:spacing w:before="0" w:after="120" w:line="276" w:lineRule="auto"/>
       </w:pPr>
       <w:r>
         <w:rPr>
@@ -1778,7 +1737,7 @@
     </w:p>
     <w:p>
       <w:pPr>
-        <w:spacing w:line="300" w:lineRule="auto" w:after="120"/>
+        <w:spacing w:before="0" w:after="120" w:line="276" w:lineRule="auto"/>
       </w:pPr>
       <w:r>
         <w:rPr>
@@ -1791,7 +1750,7 @@
     </w:p>
     <w:p>
       <w:pPr>
-        <w:spacing w:line="300" w:lineRule="auto" w:after="120"/>
+        <w:spacing w:before="0" w:after="120" w:line="276" w:lineRule="auto"/>
       </w:pPr>
       <w:r>
         <w:rPr>
@@ -1804,7 +1763,7 @@
     </w:p>
     <w:p>
       <w:pPr>
-        <w:spacing w:line="300" w:lineRule="auto" w:after="120"/>
+        <w:spacing w:before="0" w:after="120" w:line="276" w:lineRule="auto"/>
       </w:pPr>
       <w:r>
         <w:rPr>
@@ -1817,7 +1776,7 @@
     </w:p>
     <w:p>
       <w:pPr>
-        <w:spacing w:line="300" w:lineRule="auto" w:after="120"/>
+        <w:spacing w:before="0" w:after="120" w:line="276" w:lineRule="auto"/>
       </w:pPr>
       <w:r>
         <w:rPr>
@@ -1830,7 +1789,7 @@
     </w:p>
     <w:p>
       <w:pPr>
-        <w:spacing w:line="300" w:lineRule="auto" w:after="120"/>
+        <w:spacing w:before="0" w:after="120" w:line="276" w:lineRule="auto"/>
       </w:pPr>
       <w:r>
         <w:rPr>
@@ -1843,7 +1802,7 @@
     </w:p>
     <w:p>
       <w:pPr>
-        <w:spacing w:line="300" w:lineRule="auto" w:after="120"/>
+        <w:spacing w:before="0" w:after="120" w:line="276" w:lineRule="auto"/>
       </w:pPr>
       <w:r>
         <w:rPr>
@@ -1856,7 +1815,7 @@
     </w:p>
     <w:p>
       <w:pPr>
-        <w:spacing w:line="300" w:lineRule="auto" w:after="120"/>
+        <w:spacing w:before="0" w:after="120" w:line="276" w:lineRule="auto"/>
       </w:pPr>
       <w:r>
         <w:rPr>
@@ -1869,7 +1828,7 @@
     </w:p>
     <w:p>
       <w:pPr>
-        <w:spacing w:line="300" w:lineRule="auto" w:after="120"/>
+        <w:spacing w:before="0" w:after="120" w:line="276" w:lineRule="auto"/>
       </w:pPr>
       <w:r>
         <w:rPr>
@@ -1882,7 +1841,7 @@
     </w:p>
     <w:p>
       <w:pPr>
-        <w:spacing w:line="300" w:lineRule="auto" w:after="120"/>
+        <w:spacing w:before="0" w:after="120" w:line="276" w:lineRule="auto"/>
       </w:pPr>
       <w:r>
         <w:rPr>
@@ -1895,7 +1854,7 @@
     </w:p>
     <w:p>
       <w:pPr>
-        <w:spacing w:line="300" w:lineRule="auto" w:after="120"/>
+        <w:spacing w:before="0" w:after="120" w:line="276" w:lineRule="auto"/>
       </w:pPr>
       <w:r>
         <w:rPr>
@@ -1908,7 +1867,7 @@
     </w:p>
     <w:p>
       <w:pPr>
-        <w:spacing w:line="300" w:lineRule="auto" w:after="120"/>
+        <w:spacing w:before="0" w:after="120" w:line="276" w:lineRule="auto"/>
       </w:pPr>
       <w:r>
         <w:rPr>
@@ -1921,7 +1880,7 @@
     </w:p>
     <w:p>
       <w:pPr>
-        <w:spacing w:line="300" w:lineRule="auto" w:after="120"/>
+        <w:spacing w:before="0" w:after="120" w:line="276" w:lineRule="auto"/>
       </w:pPr>
       <w:r>
         <w:rPr>
@@ -1934,7 +1893,7 @@
     </w:p>
     <w:p>
       <w:pPr>
-        <w:spacing w:line="300" w:lineRule="auto" w:after="120"/>
+        <w:spacing w:before="0" w:after="120" w:line="276" w:lineRule="auto"/>
       </w:pPr>
       <w:r>
         <w:rPr>
@@ -1947,7 +1906,7 @@
     </w:p>
     <w:p>
       <w:pPr>
-        <w:spacing w:line="300" w:lineRule="auto" w:after="120"/>
+        <w:spacing w:before="0" w:after="120" w:line="276" w:lineRule="auto"/>
       </w:pPr>
       <w:r>
         <w:rPr>
@@ -1960,7 +1919,7 @@
     </w:p>
     <w:p>
       <w:pPr>
-        <w:spacing w:line="300" w:lineRule="auto" w:after="120"/>
+        <w:spacing w:before="0" w:after="120" w:line="276" w:lineRule="auto"/>
       </w:pPr>
       <w:r>
         <w:rPr>
@@ -1973,7 +1932,7 @@
     </w:p>
     <w:p>
       <w:pPr>
-        <w:spacing w:line="300" w:lineRule="auto" w:after="120"/>
+        <w:spacing w:before="0" w:after="120" w:line="276" w:lineRule="auto"/>
       </w:pPr>
       <w:r>
         <w:rPr>
@@ -1986,7 +1945,7 @@
     </w:p>
     <w:p>
       <w:pPr>
-        <w:spacing w:line="300" w:lineRule="auto" w:after="120"/>
+        <w:spacing w:before="0" w:after="120" w:line="276" w:lineRule="auto"/>
       </w:pPr>
       <w:r>
         <w:rPr>
@@ -1999,7 +1958,7 @@
     </w:p>
     <w:p>
       <w:pPr>
-        <w:spacing w:line="300" w:lineRule="auto" w:after="120"/>
+        <w:spacing w:before="0" w:after="120" w:line="276" w:lineRule="auto"/>
       </w:pPr>
       <w:r>
         <w:rPr>
@@ -2012,7 +1971,7 @@
     </w:p>
     <w:p>
       <w:pPr>
-        <w:spacing w:line="300" w:lineRule="auto" w:after="120"/>
+        <w:spacing w:before="0" w:after="120" w:line="276" w:lineRule="auto"/>
       </w:pPr>
       <w:r>
         <w:rPr>
@@ -2025,7 +1984,7 @@
     </w:p>
     <w:p>
       <w:pPr>
-        <w:spacing w:line="300" w:lineRule="auto" w:after="120"/>
+        <w:spacing w:before="0" w:after="120" w:line="276" w:lineRule="auto"/>
       </w:pPr>
       <w:r>
         <w:rPr>
@@ -2038,7 +1997,7 @@
     </w:p>
     <w:p>
       <w:pPr>
-        <w:spacing w:line="300" w:lineRule="auto" w:after="120"/>
+        <w:spacing w:before="0" w:after="120" w:line="276" w:lineRule="auto"/>
       </w:pPr>
       <w:r>
         <w:rPr>
@@ -2051,7 +2010,7 @@
     </w:p>
     <w:p>
       <w:pPr>
-        <w:spacing w:line="300" w:lineRule="auto" w:after="120"/>
+        <w:spacing w:before="0" w:after="120" w:line="276" w:lineRule="auto"/>
       </w:pPr>
       <w:r>
         <w:rPr>
@@ -2064,7 +2023,7 @@
     </w:p>
     <w:p>
       <w:pPr>
-        <w:spacing w:line="300" w:lineRule="auto" w:after="120"/>
+        <w:spacing w:before="0" w:after="120" w:line="276" w:lineRule="auto"/>
       </w:pPr>
       <w:r>
         <w:rPr>
@@ -2077,7 +2036,7 @@
     </w:p>
     <w:p>
       <w:pPr>
-        <w:spacing w:line="300" w:lineRule="auto" w:after="120"/>
+        <w:spacing w:before="0" w:after="120" w:line="276" w:lineRule="auto"/>
       </w:pPr>
       <w:r>
         <w:rPr>
@@ -2090,7 +2049,7 @@
     </w:p>
     <w:p>
       <w:pPr>
-        <w:spacing w:line="300" w:lineRule="auto" w:after="120"/>
+        <w:spacing w:before="0" w:after="120" w:line="276" w:lineRule="auto"/>
       </w:pPr>
       <w:r>
         <w:rPr>
@@ -2103,7 +2062,7 @@
     </w:p>
     <w:p>
       <w:pPr>
-        <w:spacing w:line="300" w:lineRule="auto" w:after="120"/>
+        <w:spacing w:before="0" w:after="120" w:line="276" w:lineRule="auto"/>
       </w:pPr>
       <w:r>
         <w:rPr>
@@ -2116,7 +2075,7 @@
     </w:p>
     <w:p>
       <w:pPr>
-        <w:spacing w:line="300" w:lineRule="auto" w:after="120"/>
+        <w:spacing w:before="0" w:after="120" w:line="276" w:lineRule="auto"/>
       </w:pPr>
       <w:r>
         <w:rPr>
@@ -2129,7 +2088,7 @@
     </w:p>
     <w:p>
       <w:pPr>
-        <w:spacing w:line="300" w:lineRule="auto" w:after="120"/>
+        <w:spacing w:before="0" w:after="120" w:line="276" w:lineRule="auto"/>
       </w:pPr>
       <w:r>
         <w:rPr>
@@ -2142,7 +2101,7 @@
     </w:p>
     <w:p>
       <w:pPr>
-        <w:spacing w:line="300" w:lineRule="auto" w:after="120"/>
+        <w:spacing w:before="0" w:after="120" w:line="276" w:lineRule="auto"/>
       </w:pPr>
       <w:r>
         <w:rPr>
@@ -2155,7 +2114,7 @@
     </w:p>
     <w:p>
       <w:pPr>
-        <w:spacing w:line="300" w:lineRule="auto" w:after="120"/>
+        <w:spacing w:before="0" w:after="120" w:line="276" w:lineRule="auto"/>
       </w:pPr>
       <w:r>
         <w:rPr>
@@ -2168,7 +2127,7 @@
     </w:p>
     <w:p>
       <w:pPr>
-        <w:spacing w:line="300" w:lineRule="auto" w:after="120"/>
+        <w:spacing w:before="0" w:after="120" w:line="276" w:lineRule="auto"/>
       </w:pPr>
       <w:r>
         <w:rPr>
@@ -2181,7 +2140,7 @@
     </w:p>
     <w:p>
       <w:pPr>
-        <w:spacing w:line="300" w:lineRule="auto" w:after="120"/>
+        <w:spacing w:before="0" w:after="120" w:line="276" w:lineRule="auto"/>
       </w:pPr>
       <w:r>
         <w:rPr>
@@ -2194,7 +2153,7 @@
     </w:p>
     <w:p>
       <w:pPr>
-        <w:spacing w:line="300" w:lineRule="auto" w:after="120"/>
+        <w:spacing w:before="0" w:after="120" w:line="276" w:lineRule="auto"/>
       </w:pPr>
       <w:r>
         <w:rPr>
@@ -2207,7 +2166,7 @@
     </w:p>
     <w:p>
       <w:pPr>
-        <w:spacing w:line="300" w:lineRule="auto" w:after="120"/>
+        <w:spacing w:before="0" w:after="120" w:line="276" w:lineRule="auto"/>
       </w:pPr>
       <w:r>
         <w:rPr>
@@ -2220,7 +2179,7 @@
     </w:p>
     <w:p>
       <w:pPr>
-        <w:spacing w:line="300" w:lineRule="auto" w:after="120"/>
+        <w:spacing w:before="0" w:after="120" w:line="276" w:lineRule="auto"/>
       </w:pPr>
       <w:r>
         <w:rPr>
@@ -2233,7 +2192,7 @@
     </w:p>
     <w:p>
       <w:pPr>
-        <w:spacing w:line="300" w:lineRule="auto" w:after="120"/>
+        <w:spacing w:before="0" w:after="120" w:line="276" w:lineRule="auto"/>
       </w:pPr>
       <w:r>
         <w:rPr>
@@ -2246,7 +2205,7 @@
     </w:p>
     <w:p>
       <w:pPr>
-        <w:spacing w:line="300" w:lineRule="auto" w:after="120"/>
+        <w:spacing w:before="0" w:after="120" w:line="276" w:lineRule="auto"/>
       </w:pPr>
       <w:r>
         <w:rPr>
@@ -2259,7 +2218,7 @@
     </w:p>
     <w:p>
       <w:pPr>
-        <w:spacing w:line="300" w:lineRule="auto" w:after="120"/>
+        <w:spacing w:before="0" w:after="120" w:line="276" w:lineRule="auto"/>
       </w:pPr>
       <w:r>
         <w:rPr>
@@ -2272,7 +2231,7 @@
     </w:p>
     <w:p>
       <w:pPr>
-        <w:spacing w:line="300" w:lineRule="auto" w:after="120"/>
+        <w:spacing w:before="0" w:after="120" w:line="276" w:lineRule="auto"/>
       </w:pPr>
       <w:r>
         <w:rPr>
@@ -2285,7 +2244,7 @@
     </w:p>
     <w:p>
       <w:pPr>
-        <w:spacing w:line="300" w:lineRule="auto" w:after="120"/>
+        <w:spacing w:before="0" w:after="120" w:line="276" w:lineRule="auto"/>
       </w:pPr>
       <w:r>
         <w:rPr>
@@ -2298,7 +2257,7 @@
     </w:p>
     <w:p>
       <w:pPr>
-        <w:spacing w:line="300" w:lineRule="auto" w:after="120"/>
+        <w:spacing w:before="0" w:after="120" w:line="276" w:lineRule="auto"/>
       </w:pPr>
       <w:r>
         <w:rPr>
@@ -2311,7 +2270,7 @@
     </w:p>
     <w:p>
       <w:pPr>
-        <w:spacing w:line="300" w:lineRule="auto" w:after="120"/>
+        <w:spacing w:before="0" w:after="120" w:line="276" w:lineRule="auto"/>
       </w:pPr>
       <w:r>
         <w:rPr>
@@ -2324,7 +2283,7 @@
     </w:p>
     <w:p>
       <w:pPr>
-        <w:spacing w:line="300" w:lineRule="auto" w:after="120"/>
+        <w:spacing w:before="0" w:after="120" w:line="276" w:lineRule="auto"/>
       </w:pPr>
       <w:r>
         <w:rPr>
@@ -2337,7 +2296,7 @@
     </w:p>
     <w:p>
       <w:pPr>
-        <w:spacing w:line="300" w:lineRule="auto" w:after="120"/>
+        <w:spacing w:before="0" w:after="120" w:line="276" w:lineRule="auto"/>
       </w:pPr>
       <w:r>
         <w:rPr>
@@ -2350,7 +2309,7 @@
     </w:p>
     <w:p>
       <w:pPr>
-        <w:spacing w:line="300" w:lineRule="auto" w:after="120"/>
+        <w:spacing w:before="0" w:after="120" w:line="276" w:lineRule="auto"/>
       </w:pPr>
       <w:r>
         <w:rPr>
@@ -2363,7 +2322,7 @@
     </w:p>
     <w:p>
       <w:pPr>
-        <w:spacing w:line="300" w:lineRule="auto" w:after="120"/>
+        <w:spacing w:before="0" w:after="120" w:line="276" w:lineRule="auto"/>
       </w:pPr>
       <w:r>
         <w:rPr>
@@ -2376,7 +2335,7 @@
     </w:p>
     <w:p>
       <w:pPr>
-        <w:spacing w:line="300" w:lineRule="auto" w:after="120"/>
+        <w:spacing w:before="0" w:after="120" w:line="276" w:lineRule="auto"/>
       </w:pPr>
       <w:r>
         <w:rPr>
@@ -2389,7 +2348,7 @@
     </w:p>
     <w:p>
       <w:pPr>
-        <w:spacing w:line="300" w:lineRule="auto" w:after="120"/>
+        <w:spacing w:before="0" w:after="120" w:line="276" w:lineRule="auto"/>
       </w:pPr>
       <w:r>
         <w:rPr>
@@ -2402,7 +2361,7 @@
     </w:p>
     <w:p>
       <w:pPr>
-        <w:spacing w:line="300" w:lineRule="auto" w:after="120"/>
+        <w:spacing w:before="0" w:after="120" w:line="276" w:lineRule="auto"/>
       </w:pPr>
       <w:r>
         <w:rPr>
@@ -2415,7 +2374,7 @@
     </w:p>
     <w:p>
       <w:pPr>
-        <w:spacing w:line="300" w:lineRule="auto" w:after="120"/>
+        <w:spacing w:before="0" w:after="120" w:line="276" w:lineRule="auto"/>
       </w:pPr>
       <w:r>
         <w:rPr>
@@ -2428,7 +2387,7 @@
     </w:p>
     <w:p>
       <w:pPr>
-        <w:spacing w:line="300" w:lineRule="auto" w:after="120"/>
+        <w:spacing w:before="0" w:after="120" w:line="276" w:lineRule="auto"/>
       </w:pPr>
       <w:r>
         <w:rPr>
@@ -2441,7 +2400,7 @@
     </w:p>
     <w:p>
       <w:pPr>
-        <w:spacing w:line="300" w:lineRule="auto" w:after="120"/>
+        <w:spacing w:before="0" w:after="120" w:line="276" w:lineRule="auto"/>
       </w:pPr>
       <w:r>
         <w:rPr>
@@ -2454,7 +2413,7 @@
     </w:p>
     <w:p>
       <w:pPr>
-        <w:spacing w:line="300" w:lineRule="auto" w:after="120"/>
+        <w:spacing w:before="0" w:after="120" w:line="276" w:lineRule="auto"/>
       </w:pPr>
       <w:r>
         <w:rPr>
@@ -2467,7 +2426,7 @@
     </w:p>
     <w:p>
       <w:pPr>
-        <w:spacing w:line="300" w:lineRule="auto" w:after="120"/>
+        <w:spacing w:before="0" w:after="120" w:line="276" w:lineRule="auto"/>
       </w:pPr>
       <w:r>
         <w:rPr>
@@ -2480,7 +2439,7 @@
     </w:p>
     <w:p>
       <w:pPr>
-        <w:spacing w:line="300" w:lineRule="auto" w:after="120"/>
+        <w:spacing w:before="0" w:after="120" w:line="276" w:lineRule="auto"/>
       </w:pPr>
       <w:r>
         <w:rPr>
@@ -2493,7 +2452,7 @@
     </w:p>
     <w:p>
       <w:pPr>
-        <w:spacing w:line="300" w:lineRule="auto" w:after="120"/>
+        <w:spacing w:before="0" w:after="120" w:line="276" w:lineRule="auto"/>
       </w:pPr>
       <w:r>
         <w:rPr>
@@ -2506,7 +2465,7 @@
     </w:p>
     <w:p>
       <w:pPr>
-        <w:spacing w:line="300" w:lineRule="auto" w:after="120"/>
+        <w:spacing w:before="0" w:after="120" w:line="276" w:lineRule="auto"/>
       </w:pPr>
       <w:r>
         <w:rPr>
@@ -2519,7 +2478,7 @@
     </w:p>
     <w:p>
       <w:pPr>
-        <w:spacing w:line="300" w:lineRule="auto" w:after="120"/>
+        <w:spacing w:before="0" w:after="120" w:line="276" w:lineRule="auto"/>
       </w:pPr>
       <w:r>
         <w:rPr>
@@ -2532,14 +2491,14 @@
     </w:p>
     <w:p>
       <w:pPr>
-        <w:spacing w:before="320" w:after="320"/>
+        <w:spacing w:before="280" w:after="280"/>
         <w:jc w:val="center"/>
       </w:pPr>
       <w:r>
         <w:rPr>
           <w:rFonts w:ascii="Montserrat" w:hAnsi="Montserrat"/>
           <w:b w:val="0"/>
-          <w:color w:val="222222"/>
+          <w:color w:val="333333"/>
           <w:sz w:val="26"/>
         </w:rPr>
         <w:t>✧ ₊ ✦ ₊ ✧</w:t>
@@ -2547,7 +2506,7 @@
     </w:p>
     <w:p>
       <w:pPr>
-        <w:spacing w:line="300" w:lineRule="auto" w:after="120"/>
+        <w:spacing w:before="0" w:after="120" w:line="276" w:lineRule="auto"/>
       </w:pPr>
       <w:r>
         <w:rPr>
@@ -2560,7 +2519,7 @@
     </w:p>
     <w:p>
       <w:pPr>
-        <w:spacing w:line="300" w:lineRule="auto" w:after="120"/>
+        <w:spacing w:before="0" w:after="120" w:line="276" w:lineRule="auto"/>
       </w:pPr>
       <w:r>
         <w:rPr>
@@ -2568,12 +2527,12 @@
           <w:color w:val="222222"/>
           <w:sz w:val="24"/>
         </w:rPr>
-        <w:t>“Anh đang mong đợi nhận được cả một núi sô-cô-la hay gì sao ạ?” Amane hỏi.</w:t>
+        <w:t>“Anh đang mong đợi nhận được cả một núi sô-cô-la hay gì sao?” Amane hỏi.</w:t>
       </w:r>
     </w:p>
     <w:p>
       <w:pPr>
-        <w:spacing w:line="300" w:lineRule="auto" w:after="120"/>
+        <w:spacing w:before="0" w:after="120" w:line="276" w:lineRule="auto"/>
       </w:pPr>
       <w:r>
         <w:rPr>
@@ -2586,7 +2545,7 @@
     </w:p>
     <w:p>
       <w:pPr>
-        <w:spacing w:line="300" w:lineRule="auto" w:after="120"/>
+        <w:spacing w:before="0" w:after="120" w:line="276" w:lineRule="auto"/>
       </w:pPr>
       <w:r>
         <w:rPr>
@@ -2599,7 +2558,7 @@
     </w:p>
     <w:p>
       <w:pPr>
-        <w:spacing w:line="300" w:lineRule="auto" w:after="120"/>
+        <w:spacing w:before="0" w:after="120" w:line="276" w:lineRule="auto"/>
       </w:pPr>
       <w:r>
         <w:rPr>
@@ -2612,7 +2571,7 @@
     </w:p>
     <w:p>
       <w:pPr>
-        <w:spacing w:line="300" w:lineRule="auto" w:after="120"/>
+        <w:spacing w:before="0" w:after="120" w:line="276" w:lineRule="auto"/>
       </w:pPr>
       <w:r>
         <w:rPr>
@@ -2625,7 +2584,7 @@
     </w:p>
     <w:p>
       <w:pPr>
-        <w:spacing w:line="300" w:lineRule="auto" w:after="120"/>
+        <w:spacing w:before="0" w:after="120" w:line="276" w:lineRule="auto"/>
       </w:pPr>
       <w:r>
         <w:rPr>
@@ -2638,7 +2597,7 @@
     </w:p>
     <w:p>
       <w:pPr>
-        <w:spacing w:line="300" w:lineRule="auto" w:after="120"/>
+        <w:spacing w:before="0" w:after="120" w:line="276" w:lineRule="auto"/>
       </w:pPr>
       <w:r>
         <w:rPr>
@@ -2651,7 +2610,7 @@
     </w:p>
     <w:p>
       <w:pPr>
-        <w:spacing w:line="300" w:lineRule="auto" w:after="120"/>
+        <w:spacing w:before="0" w:after="120" w:line="276" w:lineRule="auto"/>
       </w:pPr>
       <w:r>
         <w:rPr>
@@ -2664,7 +2623,7 @@
     </w:p>
     <w:p>
       <w:pPr>
-        <w:spacing w:line="300" w:lineRule="auto" w:after="120"/>
+        <w:spacing w:before="0" w:after="120" w:line="276" w:lineRule="auto"/>
       </w:pPr>
       <w:r>
         <w:rPr>
@@ -2677,7 +2636,7 @@
     </w:p>
     <w:p>
       <w:pPr>
-        <w:spacing w:line="300" w:lineRule="auto" w:after="120"/>
+        <w:spacing w:before="0" w:after="120" w:line="276" w:lineRule="auto"/>
       </w:pPr>
       <w:r>
         <w:rPr>
@@ -2685,12 +2644,12 @@
           <w:color w:val="222222"/>
           <w:sz w:val="24"/>
         </w:rPr>
-        <w:t>“Em nhớ là anh đang sống một mình đúng không ạ?”</w:t>
+        <w:t>“Em nhớ là anh đang sống một mình đúng không?”</w:t>
       </w:r>
     </w:p>
     <w:p>
       <w:pPr>
-        <w:spacing w:line="300" w:lineRule="auto" w:after="120"/>
+        <w:spacing w:before="0" w:after="120" w:line="276" w:lineRule="auto"/>
       </w:pPr>
       <w:r>
         <w:rPr>
@@ -2703,7 +2662,7 @@
     </w:p>
     <w:p>
       <w:pPr>
-        <w:spacing w:line="300" w:lineRule="auto" w:after="120"/>
+        <w:spacing w:before="0" w:after="120" w:line="276" w:lineRule="auto"/>
       </w:pPr>
       <w:r>
         <w:rPr>
@@ -2716,7 +2675,7 @@
     </w:p>
     <w:p>
       <w:pPr>
-        <w:spacing w:line="300" w:lineRule="auto" w:after="120"/>
+        <w:spacing w:before="0" w:after="120" w:line="276" w:lineRule="auto"/>
       </w:pPr>
       <w:r>
         <w:rPr>
@@ -2729,7 +2688,7 @@
     </w:p>
     <w:p>
       <w:pPr>
-        <w:spacing w:line="300" w:lineRule="auto" w:after="120"/>
+        <w:spacing w:before="0" w:after="120" w:line="276" w:lineRule="auto"/>
       </w:pPr>
       <w:r>
         <w:rPr>
@@ -2742,7 +2701,7 @@
     </w:p>
     <w:p>
       <w:pPr>
-        <w:spacing w:line="300" w:lineRule="auto" w:after="120"/>
+        <w:spacing w:before="0" w:after="120" w:line="276" w:lineRule="auto"/>
       </w:pPr>
       <w:r>
         <w:rPr>
@@ -2755,7 +2714,7 @@
     </w:p>
     <w:p>
       <w:pPr>
-        <w:spacing w:line="300" w:lineRule="auto" w:after="120"/>
+        <w:spacing w:before="0" w:after="120" w:line="276" w:lineRule="auto"/>
       </w:pPr>
       <w:r>
         <w:rPr>
@@ -2768,7 +2727,7 @@
     </w:p>
     <w:p>
       <w:pPr>
-        <w:spacing w:line="300" w:lineRule="auto" w:after="120"/>
+        <w:spacing w:before="0" w:after="120" w:line="276" w:lineRule="auto"/>
       </w:pPr>
       <w:r>
         <w:rPr>
@@ -2781,7 +2740,7 @@
     </w:p>
     <w:p>
       <w:pPr>
-        <w:spacing w:line="300" w:lineRule="auto" w:after="120"/>
+        <w:spacing w:before="0" w:after="120" w:line="276" w:lineRule="auto"/>
       </w:pPr>
       <w:r>
         <w:rPr>
@@ -2794,7 +2753,7 @@
     </w:p>
     <w:p>
       <w:pPr>
-        <w:spacing w:line="300" w:lineRule="auto" w:after="120"/>
+        <w:spacing w:before="0" w:after="120" w:line="276" w:lineRule="auto"/>
       </w:pPr>
       <w:r>
         <w:rPr>
@@ -2807,7 +2766,7 @@
     </w:p>
     <w:p>
       <w:pPr>
-        <w:spacing w:line="300" w:lineRule="auto" w:after="120"/>
+        <w:spacing w:before="0" w:after="120" w:line="276" w:lineRule="auto"/>
       </w:pPr>
       <w:r>
         <w:rPr>
@@ -2820,7 +2779,7 @@
     </w:p>
     <w:p>
       <w:pPr>
-        <w:spacing w:line="300" w:lineRule="auto" w:after="120"/>
+        <w:spacing w:before="0" w:after="120" w:line="276" w:lineRule="auto"/>
       </w:pPr>
       <w:r>
         <w:rPr>
@@ -2833,7 +2792,7 @@
     </w:p>
     <w:p>
       <w:pPr>
-        <w:spacing w:line="300" w:lineRule="auto" w:after="120"/>
+        <w:spacing w:before="0" w:after="120" w:line="276" w:lineRule="auto"/>
       </w:pPr>
       <w:r>
         <w:rPr>
@@ -2846,7 +2805,7 @@
     </w:p>
     <w:p>
       <w:pPr>
-        <w:spacing w:line="300" w:lineRule="auto" w:after="120"/>
+        <w:spacing w:before="0" w:after="120" w:line="276" w:lineRule="auto"/>
       </w:pPr>
       <w:r>
         <w:rPr>
@@ -2859,7 +2818,7 @@
     </w:p>
     <w:p>
       <w:pPr>
-        <w:spacing w:line="300" w:lineRule="auto" w:after="120"/>
+        <w:spacing w:before="0" w:after="120" w:line="276" w:lineRule="auto"/>
       </w:pPr>
       <w:r>
         <w:rPr>
@@ -2872,7 +2831,7 @@
     </w:p>
     <w:p>
       <w:pPr>
-        <w:spacing w:line="300" w:lineRule="auto" w:after="120"/>
+        <w:spacing w:before="0" w:after="120" w:line="276" w:lineRule="auto"/>
       </w:pPr>
       <w:r>
         <w:rPr>
@@ -2880,12 +2839,12 @@
           <w:color w:val="222222"/>
           <w:sz w:val="24"/>
         </w:rPr>
-        <w:t>“Ý em là, việc phớt lờ ngày Valentine chẳng phải là một ý tưởng tồi tệ với tư cách là bạn trai sao ạ?”</w:t>
+        <w:t>“Ý em là, việc phớt lờ ngày Valentine chẳng phải là một ý tưởng tồi tệ với tư cách là bạn trai sao?”</w:t>
       </w:r>
     </w:p>
     <w:p>
       <w:pPr>
-        <w:spacing w:line="300" w:lineRule="auto" w:after="120"/>
+        <w:spacing w:before="0" w:after="120" w:line="276" w:lineRule="auto"/>
       </w:pPr>
       <w:r>
         <w:rPr>
@@ -2898,7 +2857,7 @@
     </w:p>
     <w:p>
       <w:pPr>
-        <w:spacing w:line="300" w:lineRule="auto" w:after="120"/>
+        <w:spacing w:before="0" w:after="120" w:line="276" w:lineRule="auto"/>
       </w:pPr>
       <w:r>
         <w:rPr>
@@ -2911,7 +2870,7 @@
     </w:p>
     <w:p>
       <w:pPr>
-        <w:spacing w:line="300" w:lineRule="auto" w:after="120"/>
+        <w:spacing w:before="0" w:after="120" w:line="276" w:lineRule="auto"/>
       </w:pPr>
       <w:r>
         <w:rPr>
@@ -2924,7 +2883,7 @@
     </w:p>
     <w:p>
       <w:pPr>
-        <w:spacing w:line="300" w:lineRule="auto" w:after="120"/>
+        <w:spacing w:before="0" w:after="120" w:line="276" w:lineRule="auto"/>
       </w:pPr>
       <w:r>
         <w:rPr>
@@ -2937,7 +2896,7 @@
     </w:p>
     <w:p>
       <w:pPr>
-        <w:spacing w:line="300" w:lineRule="auto" w:after="120"/>
+        <w:spacing w:before="0" w:after="120" w:line="276" w:lineRule="auto"/>
       </w:pPr>
       <w:r>
         <w:rPr>
@@ -2950,7 +2909,7 @@
     </w:p>
     <w:p>
       <w:pPr>
-        <w:spacing w:line="300" w:lineRule="auto" w:after="120"/>
+        <w:spacing w:before="0" w:after="120" w:line="276" w:lineRule="auto"/>
       </w:pPr>
       <w:r>
         <w:rPr>
@@ -2963,7 +2922,7 @@
     </w:p>
     <w:p>
       <w:pPr>
-        <w:spacing w:line="300" w:lineRule="auto" w:after="120"/>
+        <w:spacing w:before="0" w:after="120" w:line="276" w:lineRule="auto"/>
       </w:pPr>
       <w:r>
         <w:rPr>
@@ -2976,7 +2935,7 @@
     </w:p>
     <w:p>
       <w:pPr>
-        <w:spacing w:line="300" w:lineRule="auto" w:after="120"/>
+        <w:spacing w:before="0" w:after="120" w:line="276" w:lineRule="auto"/>
       </w:pPr>
       <w:r>
         <w:rPr>
@@ -2989,7 +2948,7 @@
     </w:p>
     <w:p>
       <w:pPr>
-        <w:spacing w:line="300" w:lineRule="auto" w:after="120"/>
+        <w:spacing w:before="0" w:after="120" w:line="276" w:lineRule="auto"/>
       </w:pPr>
       <w:r>
         <w:rPr>
@@ -3002,7 +2961,7 @@
     </w:p>
     <w:p>
       <w:pPr>
-        <w:spacing w:line="300" w:lineRule="auto" w:after="120"/>
+        <w:spacing w:before="0" w:after="120" w:line="276" w:lineRule="auto"/>
       </w:pPr>
       <w:r>
         <w:rPr>
@@ -3015,7 +2974,7 @@
     </w:p>
     <w:p>
       <w:pPr>
-        <w:spacing w:line="300" w:lineRule="auto" w:after="120"/>
+        <w:spacing w:before="0" w:after="120" w:line="276" w:lineRule="auto"/>
       </w:pPr>
       <w:r>
         <w:rPr>
@@ -3028,7 +2987,7 @@
     </w:p>
     <w:p>
       <w:pPr>
-        <w:spacing w:line="300" w:lineRule="auto" w:after="120"/>
+        <w:spacing w:before="0" w:after="120" w:line="276" w:lineRule="auto"/>
       </w:pPr>
       <w:r>
         <w:rPr>
@@ -3041,7 +3000,7 @@
     </w:p>
     <w:p>
       <w:pPr>
-        <w:spacing w:line="300" w:lineRule="auto" w:after="120"/>
+        <w:spacing w:before="0" w:after="120" w:line="276" w:lineRule="auto"/>
       </w:pPr>
       <w:r>
         <w:rPr>
@@ -3054,7 +3013,7 @@
     </w:p>
     <w:sectPr>
       <w:pgSz w:w="12240" w:h="15840"/>
-      <w:pgMar w:top="1440" w:right="1800" w:bottom="1440" w:left="1800" w:header="720" w:footer="720" w:gutter="0"/>
+      <w:pgMar w:top="1440" w:right="1440" w:bottom="1440" w:left="1440" w:header="720" w:footer="720" w:gutter="0"/>
       <w:cols w:space="720"/>
       <w:docGrid w:linePitch="360"/>
     </w:sectPr>

--- a/chapters/vol10/09-Chương-9-Bất-cứ-điều-gì-cậu-mong-muốn.docx
+++ b/chapters/vol10/09-Chương-9-Bất-cứ-điều-gì-cậu-mong-muốn.docx
@@ -352,7 +352,7 @@
           <w:color w:val="222222"/>
           <w:sz w:val="24"/>
         </w:rPr>
-        <w:t>“Tớ biết chứ ạ,” Mahiru tự tin đáp lại.</w:t>
+        <w:t>“Tớ biết chứ nè,” Mahiru tự tin đáp lại.</w:t>
       </w:r>
     </w:p>
     <w:p>
@@ -794,7 +794,7 @@
           <w:color w:val="222222"/>
           <w:sz w:val="24"/>
         </w:rPr>
-        <w:t>“Thì tớ đâu có đùa cợt khi nói đến những chuyện như thế này đâu ạ.”</w:t>
+        <w:t>“Thì tớ đâu có đùa cợt khi nói đến những chuyện như thế này đâu nè.”</w:t>
       </w:r>
     </w:p>
     <w:p>
@@ -1784,7 +1784,7 @@
           <w:color w:val="222222"/>
           <w:sz w:val="24"/>
         </w:rPr>
-        <w:t>“Em vừa mới bán đứng anh ngay trước mặt anh đấy à! Chi!?”</w:t>
+        <w:t>“Cậu vừa mới bán đứng tớ ngay trước mặt tớ đấy à! Chi!?”</w:t>
       </w:r>
     </w:p>
     <w:p>
@@ -1927,7 +1927,7 @@
           <w:color w:val="222222"/>
           <w:sz w:val="24"/>
         </w:rPr>
-        <w:t>“Thì tại Ikkun chẳng bao giờ ăn cay được mà. Đừng lo nhé, em sẽ làm ra một món đặc biệt dành riêng cho anh! Tách biệt hoàn toàn khỏi các mẫu thử nghiệm nếm thử nhé!”</w:t>
+        <w:t>“Thì tại Ikkun chẳng bao giờ ăn cay được mà. Đừng lo nhé, tớ sẽ làm ra một món đặc biệt dành riêng cho cậu! Tách biệt hoàn toàn khỏi các mẫu thử nghiệm nếm thử nhé!”</w:t>
       </w:r>
     </w:p>
     <w:p>
@@ -1940,7 +1940,7 @@
           <w:color w:val="222222"/>
           <w:sz w:val="24"/>
         </w:rPr>
-        <w:t>“Chà, tuyệt vời làm sao. Anh hạnh phúc đến phát khóc khi nghe được câu đó đấy,” Itsuki lẩm bẩm.</w:t>
+        <w:t>“Chà, tuyệt vời làm sao. Tớ hạnh phúc đến phát khóc khi nghe được câu đó đấy,” Itsuki lẩm bẩm.</w:t>
       </w:r>
     </w:p>
     <w:p>
